--- a/paper/Fossil Fuel Phase Out Treaty.docx
+++ b/paper/Fossil Fuel Phase Out Treaty.docx
@@ -40,8 +40,6 @@
         </w:rPr>
         <w:t>, 2025</w:t>
       </w:r>
-      <w:bookmarkStart w:id="0" w:name="_GoBack"/>
-      <w:bookmarkEnd w:id="0"/>
     </w:p>
     <w:p>
       <w:pPr>
@@ -2482,8 +2480,11 @@
         <w:ind w:left="142" w:hanging="284"/>
         <w:jc w:val="both"/>
         <w:rPr>
-          <w:rFonts w:cstheme="minorHAnsi"/>
-          <w:sz w:val="24"/>
+          <w:rStyle w:val="Lienhypertexte"/>
+          <w:rFonts w:cstheme="minorHAnsi"/>
+          <w:color w:val="auto"/>
+          <w:sz w:val="24"/>
+          <w:u w:val="none"/>
         </w:rPr>
       </w:pPr>
       <w:r>
@@ -2522,7 +2523,25 @@
             <w:rFonts w:cstheme="minorHAnsi"/>
             <w:sz w:val="24"/>
           </w:rPr>
-          <w:t>bit.ly/FFU-SU</w:t>
+          <w:t>bit.ly/FF</w:t>
+        </w:r>
+        <w:bookmarkStart w:id="0" w:name="_GoBack"/>
+        <w:bookmarkEnd w:id="0"/>
+        <w:r>
+          <w:rPr>
+            <w:rStyle w:val="Lienhypertexte"/>
+            <w:rFonts w:cstheme="minorHAnsi"/>
+            <w:sz w:val="24"/>
+          </w:rPr>
+          <w:t>U</w:t>
+        </w:r>
+        <w:r>
+          <w:rPr>
+            <w:rStyle w:val="Lienhypertexte"/>
+            <w:rFonts w:cstheme="minorHAnsi"/>
+            <w:sz w:val="24"/>
+          </w:rPr>
+          <w:t>-SU</w:t>
         </w:r>
       </w:hyperlink>
     </w:p>
@@ -2544,7 +2563,6 @@
         <w:rPr>
           <w:rFonts w:cstheme="minorHAnsi"/>
           <w:sz w:val="24"/>
-          <w:lang w:val="fr-FR"/>
         </w:rPr>
         <w:t>The representative survey</w:t>
       </w:r>
@@ -2552,7 +2570,6 @@
         <w:rPr>
           <w:rFonts w:cstheme="minorHAnsi"/>
           <w:sz w:val="24"/>
-          <w:lang w:val="fr-FR"/>
         </w:rPr>
         <w:t xml:space="preserve">: </w:t>
       </w:r>
@@ -2561,17 +2578,51 @@
           <w:rFonts w:cstheme="minorHAnsi"/>
           <w:i/>
           <w:sz w:val="24"/>
-          <w:lang w:val="fr-FR"/>
-        </w:rPr>
-        <w:t>International Attitudes Toward Global Policies</w:t>
-      </w:r>
-      <w:r>
-        <w:rPr>
-          <w:rFonts w:cstheme="minorHAnsi"/>
-          <w:sz w:val="24"/>
-          <w:lang w:val="fr-FR"/>
-        </w:rPr>
-        <w:t xml:space="preserve">, Adrien Fabre, Thomas Douenne &amp; Linus Mattauch, 2023. </w:t>
+        </w:rPr>
+        <w:t>Majority support for global redistributive and climate policies</w:t>
+      </w:r>
+      <w:r>
+        <w:rPr>
+          <w:rFonts w:cstheme="minorHAnsi"/>
+          <w:sz w:val="24"/>
+        </w:rPr>
+        <w:t xml:space="preserve">, Adrien Fabre, Thomas Douenne &amp; Linus Mattauch, </w:t>
+      </w:r>
+      <w:r>
+        <w:rPr>
+          <w:rFonts w:cstheme="minorHAnsi"/>
+          <w:i/>
+          <w:sz w:val="24"/>
+        </w:rPr>
+        <w:t>Nature Human Behaviour</w:t>
+      </w:r>
+      <w:r>
+        <w:rPr>
+          <w:rFonts w:cstheme="minorHAnsi"/>
+          <w:sz w:val="24"/>
+        </w:rPr>
+        <w:t xml:space="preserve">, </w:t>
+      </w:r>
+      <w:r>
+        <w:rPr>
+          <w:rFonts w:cstheme="minorHAnsi"/>
+          <w:sz w:val="24"/>
+        </w:rPr>
+        <w:t>202</w:t>
+      </w:r>
+      <w:r>
+        <w:rPr>
+          <w:rFonts w:cstheme="minorHAnsi"/>
+          <w:sz w:val="24"/>
+        </w:rPr>
+        <w:t>5</w:t>
+      </w:r>
+      <w:r>
+        <w:rPr>
+          <w:rFonts w:cstheme="minorHAnsi"/>
+          <w:sz w:val="24"/>
+        </w:rPr>
+        <w:t xml:space="preserve">. </w:t>
       </w:r>
       <w:hyperlink r:id="rId12" w:history="1">
         <w:r>
@@ -2579,7 +2630,6 @@
             <w:rStyle w:val="Lienhypertexte"/>
             <w:rFonts w:cstheme="minorHAnsi"/>
             <w:sz w:val="24"/>
-            <w:lang w:val="fr-FR"/>
           </w:rPr>
           <w:t>bit.ly/Fabre2023</w:t>
         </w:r>
@@ -4307,6 +4357,7 @@
   <w:style w:type="character" w:default="1" w:styleId="Policepardfaut">
     <w:name w:val="Default Paragraph Font"/>
     <w:uiPriority w:val="1"/>
+    <w:semiHidden/>
     <w:unhideWhenUsed/>
   </w:style>
   <w:style w:type="table" w:default="1" w:styleId="TableauNormal">
@@ -4543,6 +4594,18 @@
       <w:rFonts w:ascii="Times New Roman" w:hAnsi="Times New Roman" w:cs="Times New Roman"/>
       <w:sz w:val="24"/>
       <w:szCs w:val="24"/>
+    </w:rPr>
+  </w:style>
+  <w:style w:type="character" w:styleId="Lienhypertextesuivivisit">
+    <w:name w:val="FollowedHyperlink"/>
+    <w:basedOn w:val="Policepardfaut"/>
+    <w:uiPriority w:val="99"/>
+    <w:semiHidden/>
+    <w:unhideWhenUsed/>
+    <w:rsid w:val="000F0686"/>
+    <w:rPr>
+      <w:color w:val="954F72" w:themeColor="followedHyperlink"/>
+      <w:u w:val="single"/>
     </w:rPr>
   </w:style>
 </w:styles>
@@ -4814,7 +4877,7 @@
 </file>
 
 <file path=customXml/itemProps1.xml><?xml version="1.0" encoding="utf-8"?>
-<ds:datastoreItem xmlns:ds="http://schemas.openxmlformats.org/officeDocument/2006/customXml" ds:itemID="{B4F16C30-1A64-4A28-9469-EF1B85806A87}">
+<ds:datastoreItem xmlns:ds="http://schemas.openxmlformats.org/officeDocument/2006/customXml" ds:itemID="{13C22DFD-DD6C-460B-9F5A-162E9FF5E6C3}">
   <ds:schemaRefs>
     <ds:schemaRef ds:uri="http://schemas.openxmlformats.org/officeDocument/2006/bibliography"/>
   </ds:schemaRefs>
